--- a/en/wisdom-stories/pleasure-of-allah.docx
+++ b/en/wisdom-stories/pleasure-of-allah.docx
@@ -53,7 +53,7 @@
         <w:rPr>
           <w:lang/>
         </w:rPr>
-        <w:t>I explored the paths that lead away from God’s pleasure and found that the most dangerous was to wound another person’s heart.”</w:t>
+        <w:t xml:space="preserve">“I explored the paths that lead away from God’s pleasure and found that the most dangerous was to wound another person’s heart.”</w:t>
       </w:r>
     </w:p>
     <w:p>

--- a/en/wisdom-stories/pleasure-of-allah.docx
+++ b/en/wisdom-stories/pleasure-of-allah.docx
@@ -40,7 +40,7 @@
         <w:rPr>
           <w:lang/>
         </w:rPr>
-        <w:t>“I explored the paths that lead to God’s pleasure and found that the shortest was to bring joy to people’s hearts.</w:t>
+        <w:t>“I explored the paths that lead to Allah’s pleasure and found that the shortest was to bring joy to people’s hearts.</w:t>
       </w:r>
     </w:p>
     <w:p>
@@ -53,7 +53,7 @@
         <w:rPr>
           <w:lang/>
         </w:rPr>
-        <w:t xml:space="preserve">“I explored the paths that lead away from God’s pleasure and found that the most dangerous was to wound another person’s heart.”</w:t>
+        <w:t xml:space="preserve">“I explored the paths that lead away from Allah’s pleasure and found that the most dangerous was to wound another person’s heart.”</w:t>
       </w:r>
     </w:p>
     <w:p>
@@ -74,7 +74,7 @@
         <w:rPr>
           <w:lang/>
         </w:rPr>
-        <w:t xml:space="preserve"> Seek to please God by bringing joy to others. Kindness draws us closer to Him; hurting others takes us further away.</w:t>
+        <w:t xml:space="preserve"> Seek to please Allah by bringing joy to others. Kindness draws us closer to Him; hurting others takes us further away.</w:t>
       </w:r>
     </w:p>
     <w:p>
